--- a/rust/hwp-core/tests/fixtures/sample.docx
+++ b/rust/hwp-core/tests/fixtures/sample.docx
@@ -1,6 +1,6 @@
 
 <file path=word/document.xml><?xml version="1.0" encoding="utf-8"?>
-<w:document xmlns:w="http://schemas.openxmlformats.org/wordprocessingml/2006/main">
+<w:document xmlns:w="http://schemas.openxmlformats.org/wordprocessingml/2006/main" xmlns:r="http://schemas.openxmlformats.org/officeDocument/2006/relationships">
   <w:body>
     <w:p>
       <w:pPr>
@@ -32,6 +32,51 @@
       <w:r>
         <w:tab/>
         <w:t xml:space="preserve">탭 뒤</w:t>
+      </w:r>
+    </w:p>
+    <w:p>
+      <w:pPr>
+        <w:ind w:left="400" w:firstLine="260"/>
+        <w:spacing w:before="100" w:after="60"/>
+      </w:pPr>
+      <w:hyperlink r:id="rId10">
+        <w:r>
+          <w:t xml:space="preserve">링크된글자</w:t>
+        </w:r>
+      </w:hyperlink>
+      <w:r>
+        <w:t xml:space="preserve">보통글자</w:t>
+      </w:r>
+      <w:hyperlink w:anchor="b7">
+        <w:r>
+          <w:t xml:space="preserve">앵커링크</w:t>
+        </w:r>
+      </w:hyperlink>
+    </w:p>
+    <w:p>
+      <w:pPr>
+        <w:ind w:left="600" w:hanging="300"/>
+      </w:pPr>
+      <w:r>
+        <w:t xml:space="preserve">면적 1,200m</w:t>
+      </w:r>
+      <w:r>
+        <w:rPr>
+          <w:vertAlign w:val="superscript"/>
+        </w:rPr>
+        <w:t>2</w:t>
+      </w:r>
+      <w:r>
+        <w:t xml:space="preserve"> 와 H</w:t>
+      </w:r>
+      <w:r>
+        <w:rPr>
+          <w:vertAlign w:val="subscript"/>
+        </w:rPr>
+        <w:t>2</w:t>
+      </w:r>
+      <w:r>
+        <w:t xml:space="preserve">O</w:t>
       </w:r>
     </w:p>
     <w:tbl>
